--- a/assets/templates/docx/addendum_c01_extension.docx
+++ b/assets/templates/docx/addendum_c01_extension.docx
@@ -618,10 +618,10 @@
           <w:p>
             <w:pPr>
               <w:pStyle w:val="NoSpacing"/>
-              <w:ind w:firstLineChars="111" w:firstLine="200"/>
-              <w:jc w:val="both"/>
-              <w:rPr>
-                <w:rFonts w:ascii="Times New Roman" w:hAnsi="Times New Roman" w:cs="Times New Roman"/>
+              <w:rPr>
+                <w:rFonts w:ascii="Times New Roman" w:hAnsi="Times New Roman" w:cs="Times New Roman"/>
+                <w:b/>
+                <w:bCs/>
                 <w:sz w:val="18"/>
                 <w:szCs w:val="18"/>
               </w:rPr>
@@ -656,18 +656,6 @@
               </w:rPr>
               <w:t>В связи с объективными обстоятельствами, не зависящими от Агентства, включая, но не ограничиваясь: загруженностью консульств и визовых центров, отсутствием свободных дат записи, применением систем очереди и (или) жеребьёвки, изменением миграционных и визовых правил иностранных государств, действиями либо бездействием работодателей, учебных заведений, государственных органов и иных третьих лиц, Стороны пришли к соглашению об изменении условий Договора в части сроков оказания услуг.</w:t>
             </w:r>
-          </w:p>
-          <w:p>
-            <w:pPr>
-              <w:pStyle w:val="NoSpacing"/>
-              <w:ind w:firstLineChars="111" w:firstLine="200"/>
-              <w:jc w:val="both"/>
-              <w:rPr>
-                <w:rFonts w:ascii="Times New Roman" w:hAnsi="Times New Roman" w:cs="Times New Roman"/>
-                <w:sz w:val="18"/>
-                <w:szCs w:val="18"/>
-              </w:rPr>
-            </w:pPr>
           </w:p>
           <w:p>
             <w:pPr>
@@ -1039,37 +1027,29 @@
                 <w:sz w:val="18"/>
                 <w:szCs w:val="18"/>
               </w:rPr>
-              <w:t xml:space="preserve"> Клиент обязуется не осуществлять самостоятельное взаимодействие с работодателями, учебными заведениями, клиниками, консульствами и иными третьими лицами по вопросам исполнения Договора без предварительного согласования с </w:t>
-            </w:r>
-            <w:r>
-              <w:rPr>
-                <w:rFonts w:ascii="Times New Roman" w:hAnsi="Times New Roman" w:cs="Times New Roman"/>
+              <w:t xml:space="preserve"> Клиент обязуется не осуществлять самостоятельное взаимодействие с работодателями, учебными заведениями, клиниками, консульствами и иными третьими лицами по вопросам исполнения Договора без предварительного согласования с Агентством.</w:t>
+            </w:r>
+          </w:p>
+          <w:p>
+            <w:pPr>
+              <w:pStyle w:val="NoSpacing"/>
+              <w:ind w:firstLineChars="111" w:firstLine="201"/>
+              <w:jc w:val="both"/>
+              <w:rPr>
+                <w:rFonts w:ascii="Times New Roman" w:hAnsi="Times New Roman" w:cs="Times New Roman"/>
+                <w:sz w:val="18"/>
+                <w:szCs w:val="18"/>
+              </w:rPr>
+            </w:pPr>
+            <w:r>
+              <w:rPr>
+                <w:rFonts w:ascii="Times New Roman" w:hAnsi="Times New Roman" w:cs="Times New Roman"/>
+                <w:b/>
+                <w:bCs/>
                 <w:sz w:val="18"/>
                 <w:szCs w:val="18"/>
               </w:rPr>
               <w:lastRenderedPageBreak/>
-              <w:t>Агентством.</w:t>
-            </w:r>
-          </w:p>
-          <w:p>
-            <w:pPr>
-              <w:pStyle w:val="NoSpacing"/>
-              <w:ind w:firstLineChars="111" w:firstLine="201"/>
-              <w:jc w:val="both"/>
-              <w:rPr>
-                <w:rFonts w:ascii="Times New Roman" w:hAnsi="Times New Roman" w:cs="Times New Roman"/>
-                <w:sz w:val="18"/>
-                <w:szCs w:val="18"/>
-              </w:rPr>
-            </w:pPr>
-            <w:r>
-              <w:rPr>
-                <w:rFonts w:ascii="Times New Roman" w:hAnsi="Times New Roman" w:cs="Times New Roman"/>
-                <w:b/>
-                <w:bCs/>
-                <w:sz w:val="18"/>
-                <w:szCs w:val="18"/>
-              </w:rPr>
               <w:t>4.3.</w:t>
             </w:r>
             <w:r>
@@ -2341,7 +2321,6 @@
               </w:rPr>
               <w:t xml:space="preserve"> </w:t>
             </w:r>
-            <w:proofErr w:type="spellStart"/>
             <w:r>
               <w:rPr>
                 <w:rFonts w:ascii="Times New Roman" w:hAnsi="Times New Roman" w:cs="Times New Roman"/>
@@ -2351,7 +2330,6 @@
               </w:rPr>
               <w:t>kubvisa</w:t>
             </w:r>
-            <w:proofErr w:type="spellEnd"/>
             <w:r>
               <w:rPr>
                 <w:rFonts w:ascii="Times New Roman" w:hAnsi="Times New Roman" w:cs="Times New Roman"/>
@@ -2360,7 +2338,6 @@
               </w:rPr>
               <w:t>.</w:t>
             </w:r>
-            <w:proofErr w:type="spellStart"/>
             <w:r>
               <w:rPr>
                 <w:rFonts w:ascii="Times New Roman" w:hAnsi="Times New Roman" w:cs="Times New Roman"/>
@@ -2370,7 +2347,6 @@
               </w:rPr>
               <w:t>kz</w:t>
             </w:r>
-            <w:proofErr w:type="spellEnd"/>
             <w:r>
               <w:rPr>
                 <w:rFonts w:ascii="Times New Roman" w:hAnsi="Times New Roman" w:cs="Times New Roman"/>
@@ -2379,7 +2355,6 @@
               </w:rPr>
               <w:t>@</w:t>
             </w:r>
-            <w:proofErr w:type="spellStart"/>
             <w:r>
               <w:rPr>
                 <w:rFonts w:ascii="Times New Roman" w:hAnsi="Times New Roman" w:cs="Times New Roman"/>
@@ -2389,7 +2364,6 @@
               </w:rPr>
               <w:t>gmail</w:t>
             </w:r>
-            <w:proofErr w:type="spellEnd"/>
             <w:r>
               <w:rPr>
                 <w:rFonts w:ascii="Times New Roman" w:hAnsi="Times New Roman" w:cs="Times New Roman"/>
@@ -2865,27 +2839,7 @@
                 <w:szCs w:val="18"/>
                 <w:lang w:val="ru-KZ"/>
               </w:rPr>
-              <w:t>20{{MAIN_CONTRACT_DATE_YEAR}} жылғы «{{MAIN_CONTRACT_DATE_DAY</w:t>
-            </w:r>
-            <w:proofErr w:type="gramStart"/>
-            <w:r>
-              <w:rPr>
-                <w:rFonts w:ascii="Times New Roman" w:hAnsi="Times New Roman" w:cs="Times New Roman"/>
-                <w:sz w:val="18"/>
-                <w:szCs w:val="18"/>
-                <w:lang w:val="ru-KZ"/>
-              </w:rPr>
-              <w:t>}}»</w:t>
-            </w:r>
-            <w:proofErr w:type="gramEnd"/>
-            <w:r>
-              <w:rPr>
-                <w:rFonts w:ascii="Times New Roman" w:hAnsi="Times New Roman" w:cs="Times New Roman"/>
-                <w:sz w:val="18"/>
-                <w:szCs w:val="18"/>
-                <w:lang w:val="ru-KZ"/>
-              </w:rPr>
-              <w:t xml:space="preserve"> {{MAIN_CONTRACT_DATE_MONTH}} №{{MAIN_CONTRACT_NUMBER}}</w:t>
+              <w:t>20{{MAIN_CONTRACT_DATE_YEAR}} жылғы «{{MAIN_CONTRACT_DATE_DAY}}» {{MAIN_CONTRACT_DATE_MONTH}} №{{MAIN_CONTRACT_NUMBER}}</w:t>
             </w:r>
           </w:p>
           <w:p>
@@ -5365,6 +5319,7 @@
   <w:style w:type="character" w:default="1" w:styleId="DefaultParagraphFont">
     <w:name w:val="Default Paragraph Font"/>
     <w:uiPriority w:val="1"/>
+    <w:semiHidden/>
     <w:unhideWhenUsed/>
   </w:style>
   <w:style w:type="table" w:default="1" w:styleId="TableNormal">
